--- a/az/scientists/CV/Word/Heyet_Mehmet_Riza_CV_AZ.docx
+++ b/az/scientists/CV/Word/Heyet_Mehmet_Riza_CV_AZ.docx
@@ -377,7 +377,7 @@
           <w:sz w:val="21"/>
           <w:szCs w:val="21"/>
         </w:rPr>
-        <w:t>Mehmet Rıza Heyət 2013-cü ildən Ankara Universitetinin çağdaş türk ləhcələri və ədəbiyyatları bölümündə dərs deyir. 2015-ci ildən Varlıq jurnalının imtiyaz sahibi və baş redaktoru, 2016-cı ildən Təbriz Araşdırmaları İnstitutunun (TEBAREN) rəhbəridir. 2021-ci ildə Ankara Universitetində Mirzə Mehdi Xan Əstərabadinin Sənglax əsəri üzrə doktorluq, 2005-ci ildə magistr dərəcəsi alıb. Bakalavr təhsili 1993–1995-ci illərdə N. Tusi adına Pedaqoji Universitetdə və 1995–1998-ci illərdə Bakı Dövlət Universitetində Azərbaycan dili və ədəbiyyatı üzrə olub. CV-də İranda türkcə mətbuat, dil və kimlik mövzularında seçilmiş kitab, məqalə və məruzələr göstərilir.</w:t>
+        <w:t>Mehmet Rıza Heyət 2013-cü ildən Ankara Universitetinin çağdaş türk ləhcələri və ədəbiyyatları bölümündə dərs deyir. 2015-ci ildən Varlıq jurnalının imtiyaz sahibi və baş redaktoru, 2016-cı ildən Təbriz Araşdırmaları İnstitutunun (TEBAREN) rəhbəridir. 2021-ci ildə Ankara Universitetində Mirzə Mehdi Xan Əstərabadinin Sənglax əsəri üzrə doktorluq, 2005-ci ildə magistr dərəcəsi alıb. Bakalavr təhsili 1993–1995-ci illərdə N. Tusi adına Pedaqoji Universitetdə və 1995–1998-ci illərdə Bakı Dövlət Universitetində Azərbaycan dili və ədəbiyyatı üzrə olub. İranda türkcə mətbuat, dil və kimlik mövzularında seçilmiş kitab, məqalə və məruzələr göstərilir.</w:t>
       </w:r>
     </w:p>
     <w:p>
